--- a/Trabalho prático -1° Bimestre - 100%_IOT.docx
+++ b/Trabalho prático -1° Bimestre - 100%_IOT.docx
@@ -626,26 +626,61 @@
       </w:r>
     </w:p>
     <w:p>
+      <w:pPr>
+        <w:pStyle w:val="PargrafodaLista"/>
+        <w:numPr>
+          <w:ilvl w:val="0"/>
+          <w:numId w:val="3"/>
+        </w:numPr>
+      </w:pPr>
       <w:r>
         <w:t>Identificação do problema e objetivo da solução IoT.</w:t>
       </w:r>
     </w:p>
     <w:p>
+      <w:pPr>
+        <w:pStyle w:val="PargrafodaLista"/>
+        <w:numPr>
+          <w:ilvl w:val="0"/>
+          <w:numId w:val="3"/>
+        </w:numPr>
+      </w:pPr>
       <w:r>
         <w:t>Descrição dos dispositivos, sensores, atuadores e sistema embarcado que fariam parte da solução.</w:t>
       </w:r>
     </w:p>
     <w:p>
+      <w:pPr>
+        <w:pStyle w:val="PargrafodaLista"/>
+        <w:numPr>
+          <w:ilvl w:val="0"/>
+          <w:numId w:val="3"/>
+        </w:numPr>
+      </w:pPr>
       <w:r>
         <w:t>Diagrama simples da arquitetura: sensor/dispositivo → gateway ou rede → borda (quando aplicável) → nuvem/servidor → aplicação/usuário.</w:t>
       </w:r>
     </w:p>
     <w:p>
+      <w:pPr>
+        <w:pStyle w:val="PargrafodaLista"/>
+        <w:numPr>
+          <w:ilvl w:val="0"/>
+          <w:numId w:val="3"/>
+        </w:numPr>
+      </w:pPr>
       <w:r>
         <w:t>Descrição do fluxo e das características dos dados: variáveis, frequência de coleta, unidade de medida e possíveis problemas de qualidade.</w:t>
       </w:r>
     </w:p>
     <w:p>
+      <w:pPr>
+        <w:pStyle w:val="PargrafodaLista"/>
+        <w:numPr>
+          <w:ilvl w:val="0"/>
+          <w:numId w:val="3"/>
+        </w:numPr>
+      </w:pPr>
       <w:r>
         <w:t>Aplicação conceitual das etapas do KDD: seleção, pré-processamento, transformação, mineração/análise e interpretação.</w:t>
       </w:r>
@@ -672,12 +707,12 @@
     </w:p>
     <w:p>
       <w:r>
-        <w:lastRenderedPageBreak/>
         <w:t>Análise exploratória com pelo menos uma tabela-resumo e dois gráficos simples, acompanhados de interpretação.</w:t>
       </w:r>
     </w:p>
     <w:p>
       <w:r>
+        <w:lastRenderedPageBreak/>
         <w:t>Conclusão com duas decisões ou recomendações que poderiam ser tomadas a partir dos dados.</w:t>
       </w:r>
     </w:p>
@@ -1131,7 +1166,6 @@
           <w:p>
             <w:proofErr w:type="spellStart"/>
             <w:r>
-              <w:lastRenderedPageBreak/>
               <w:t>Análise</w:t>
             </w:r>
             <w:proofErr w:type="spellEnd"/>
@@ -1214,6 +1248,7 @@
           <w:p>
             <w:proofErr w:type="spellStart"/>
             <w:r>
+              <w:lastRenderedPageBreak/>
               <w:t>Apresentação</w:t>
             </w:r>
             <w:proofErr w:type="spellEnd"/>
@@ -8802,6 +8837,92 @@
     </w:lvl>
   </w:abstractNum>
   <w:abstractNum w:abstractNumId="1" w15:restartNumberingAfterBreak="0">
+    <w:nsid w:val="736A7AC5"/>
+    <w:multiLevelType w:val="hybridMultilevel"/>
+    <w:tmpl w:val="67A24CF6"/>
+    <w:lvl w:ilvl="0" w:tplc="0416000F">
+      <w:start w:val="1"/>
+      <w:numFmt w:val="decimal"/>
+      <w:lvlText w:val="%1."/>
+      <w:lvlJc w:val="left"/>
+      <w:pPr>
+        <w:ind w:left="720" w:hanging="360"/>
+      </w:pPr>
+    </w:lvl>
+    <w:lvl w:ilvl="1" w:tplc="04160019" w:tentative="1">
+      <w:start w:val="1"/>
+      <w:numFmt w:val="lowerLetter"/>
+      <w:lvlText w:val="%2."/>
+      <w:lvlJc w:val="left"/>
+      <w:pPr>
+        <w:ind w:left="1440" w:hanging="360"/>
+      </w:pPr>
+    </w:lvl>
+    <w:lvl w:ilvl="2" w:tplc="0416001B" w:tentative="1">
+      <w:start w:val="1"/>
+      <w:numFmt w:val="lowerRoman"/>
+      <w:lvlText w:val="%3."/>
+      <w:lvlJc w:val="right"/>
+      <w:pPr>
+        <w:ind w:left="2160" w:hanging="180"/>
+      </w:pPr>
+    </w:lvl>
+    <w:lvl w:ilvl="3" w:tplc="0416000F" w:tentative="1">
+      <w:start w:val="1"/>
+      <w:numFmt w:val="decimal"/>
+      <w:lvlText w:val="%4."/>
+      <w:lvlJc w:val="left"/>
+      <w:pPr>
+        <w:ind w:left="2880" w:hanging="360"/>
+      </w:pPr>
+    </w:lvl>
+    <w:lvl w:ilvl="4" w:tplc="04160019" w:tentative="1">
+      <w:start w:val="1"/>
+      <w:numFmt w:val="lowerLetter"/>
+      <w:lvlText w:val="%5."/>
+      <w:lvlJc w:val="left"/>
+      <w:pPr>
+        <w:ind w:left="3600" w:hanging="360"/>
+      </w:pPr>
+    </w:lvl>
+    <w:lvl w:ilvl="5" w:tplc="0416001B" w:tentative="1">
+      <w:start w:val="1"/>
+      <w:numFmt w:val="lowerRoman"/>
+      <w:lvlText w:val="%6."/>
+      <w:lvlJc w:val="right"/>
+      <w:pPr>
+        <w:ind w:left="4320" w:hanging="180"/>
+      </w:pPr>
+    </w:lvl>
+    <w:lvl w:ilvl="6" w:tplc="0416000F" w:tentative="1">
+      <w:start w:val="1"/>
+      <w:numFmt w:val="decimal"/>
+      <w:lvlText w:val="%7."/>
+      <w:lvlJc w:val="left"/>
+      <w:pPr>
+        <w:ind w:left="5040" w:hanging="360"/>
+      </w:pPr>
+    </w:lvl>
+    <w:lvl w:ilvl="7" w:tplc="04160019" w:tentative="1">
+      <w:start w:val="1"/>
+      <w:numFmt w:val="lowerLetter"/>
+      <w:lvlText w:val="%8."/>
+      <w:lvlJc w:val="left"/>
+      <w:pPr>
+        <w:ind w:left="5760" w:hanging="360"/>
+      </w:pPr>
+    </w:lvl>
+    <w:lvl w:ilvl="8" w:tplc="0416001B" w:tentative="1">
+      <w:start w:val="1"/>
+      <w:numFmt w:val="lowerRoman"/>
+      <w:lvlText w:val="%9."/>
+      <w:lvlJc w:val="right"/>
+      <w:pPr>
+        <w:ind w:left="6480" w:hanging="180"/>
+      </w:pPr>
+    </w:lvl>
+  </w:abstractNum>
+  <w:abstractNum w:abstractNumId="2" w15:restartNumberingAfterBreak="0">
     <w:nsid w:val="7DBA2420"/>
     <w:multiLevelType w:val="hybridMultilevel"/>
     <w:tmpl w:val="2774E00A"/>
@@ -8891,6 +9012,9 @@
     <w:abstractNumId w:val="0"/>
   </w:num>
   <w:num w:numId="2" w16cid:durableId="687103289">
+    <w:abstractNumId w:val="2"/>
+  </w:num>
+  <w:num w:numId="3" w16cid:durableId="696927659">
     <w:abstractNumId w:val="1"/>
   </w:num>
 </w:numbering>
